--- a/templates/книга_протоколов_госы.docx
+++ b/templates/книга_протоколов_госы.docx
@@ -412,7 +412,7 @@
     </w:p>
     <w:p>
       <w:pPr>
-        <w:ind w:left="4962" w:hanging="6"/>
+        <w:ind w:left="4678"/>
         <w:jc w:val="both"/>
         <w:rPr>
           <w:rFonts w:ascii="Times New Roman" w:hAnsi="Times New Roman"/>
@@ -471,12 +471,10 @@
         </w:rPr>
         <w:t>_1}}.</w:t>
       </w:r>
-      <w:bookmarkStart w:id="0" w:name="_GoBack"/>
-      <w:bookmarkEnd w:id="0"/>
-    </w:p>
-    <w:p>
-      <w:pPr>
-        <w:ind w:left="4962" w:hanging="6"/>
+    </w:p>
+    <w:p>
+      <w:pPr>
+        <w:ind w:left="4678"/>
         <w:jc w:val="both"/>
         <w:rPr>
           <w:rFonts w:ascii="Times New Roman" w:hAnsi="Times New Roman"/>
@@ -487,7 +485,7 @@
     </w:p>
     <w:p>
       <w:pPr>
-        <w:ind w:left="4962" w:hanging="6"/>
+        <w:ind w:left="4678"/>
         <w:jc w:val="both"/>
         <w:rPr>
           <w:rFonts w:ascii="Times New Roman" w:hAnsi="Times New Roman"/>
@@ -577,6 +575,8 @@
         </w:rPr>
         <w:br w:type="page"/>
       </w:r>
+      <w:bookmarkStart w:id="0" w:name="_GoBack"/>
+      <w:bookmarkEnd w:id="0"/>
     </w:p>
     <w:p>
       <w:pPr>

--- a/templates/книга_протоколов_госы.docx
+++ b/templates/книга_протоколов_госы.docx
@@ -469,7 +469,23 @@
           <w:b/>
           <w:szCs w:val="28"/>
         </w:rPr>
-        <w:t>_1}}.</w:t>
+        <w:t>_1}}</w:t>
+      </w:r>
+      <w:r>
+        <w:rPr>
+          <w:rFonts w:ascii="Times New Roman" w:hAnsi="Times New Roman"/>
+          <w:b/>
+          <w:szCs w:val="28"/>
+        </w:rPr>
+        <w:t xml:space="preserve"> г</w:t>
+      </w:r>
+      <w:r>
+        <w:rPr>
+          <w:rFonts w:ascii="Times New Roman" w:hAnsi="Times New Roman"/>
+          <w:b/>
+          <w:szCs w:val="28"/>
+        </w:rPr>
+        <w:t>.</w:t>
       </w:r>
     </w:p>
     <w:p>
@@ -532,7 +548,23 @@
           <w:b/>
           <w:szCs w:val="28"/>
         </w:rPr>
-        <w:t>_1}}.</w:t>
+        <w:t>_1}}</w:t>
+      </w:r>
+      <w:r>
+        <w:rPr>
+          <w:rFonts w:ascii="Times New Roman" w:hAnsi="Times New Roman"/>
+          <w:b/>
+          <w:szCs w:val="28"/>
+        </w:rPr>
+        <w:t xml:space="preserve"> г</w:t>
+      </w:r>
+      <w:r>
+        <w:rPr>
+          <w:rFonts w:ascii="Times New Roman" w:hAnsi="Times New Roman"/>
+          <w:b/>
+          <w:szCs w:val="28"/>
+        </w:rPr>
+        <w:t>.</w:t>
       </w:r>
     </w:p>
     <w:p>
